--- a/paper-csf/declaration_of_interest.docx
+++ b/paper-csf/declaration_of_interest.docx
@@ -18,7 +18,7 @@
         <w:t xml:space="preserve">Manuscript title: </w:t>
       </w:r>
       <w:r>
-        <w:t>Forgeable greenbeards: bistability and hollow collapse in the evolutionary dynamics of certified agent populations</w:t>
+        <w:t>Forgeable greenbeards: multistability and hollow collapse in certified agent populations</w:t>
       </w:r>
     </w:p>
     <w:p>
@@ -49,7 +49,7 @@
     </w:p>
     <w:p>
       <w:r>
-        <w:t>During the preparation of this work the authors used a large language model assistant in order to draft and edit prose, to scaffold parts of the analysis code, and to check the consistency of quoted numerical values against the generated results files. After using this tool the authors reviewed and edited the content as needed and take full responsibility for the content of the published article.</w:t>
+        <w:t>During the preparation of this work the authors used Anthropic's Claude through the Claude Code command-line interface and OpenAI Codex to draft and edit prose, inspect and revise the LaTeX source, scaffold parts of the analysis code, and check quoted numerical values against the generated results files. The authors also used OpenAI's image-generation system to render the graphical abstract from an author-specified four-panel scientific layout. The graphical abstract is conceptual and contains no simulated or empirical data. The authors reviewed and edited all tool output, verified every scientific label, and take full responsibility for the content of the published article.</w:t>
       </w:r>
     </w:p>
     <w:sectPr>

--- a/paper-csf/declaration_of_interest.docx
+++ b/paper-csf/declaration_of_interest.docx
@@ -49,7 +49,7 @@
     </w:p>
     <w:p>
       <w:r>
-        <w:t>During the preparation of this work the authors used Anthropic's Claude through the Claude Code command-line interface and OpenAI Codex to draft and edit prose, inspect and revise the LaTeX source, scaffold parts of the analysis code, and check quoted numerical values against the generated results files. The authors also used OpenAI's image-generation system to render the graphical abstract from an author-specified four-panel scientific layout. The graphical abstract is conceptual and contains no simulated or empirical data. The authors reviewed and edited all tool output, verified every scientific label, and take full responsibility for the content of the published article.</w:t>
+        <w:t>During the preparation of this work the authors used Anthropic's Claude through the Claude Code command-line interface and OpenAI Codex to assist with drafting and editing prose; inspecting and revising LaTeX and bibliography files; reviewing and revising analysis and theory code, validation checks and tests; and developing deterministic plotting, build, packaging and reproducibility tooling. All numerical values reported in the manuscript were checked against or regenerated from deterministic, version-controlled scientific code, and all submitted figures were rendered deterministically from model outputs and data by that code. No generative image is included in the submission. The authors reviewed and edited all tool-assisted output, reran the analysis and test suites, reproduced the reported results, and take full responsibility for the content of the published article.</w:t>
       </w:r>
     </w:p>
     <w:sectPr>

--- a/paper-csf/declaration_of_interest.docx
+++ b/paper-csf/declaration_of_interest.docx
@@ -37,19 +37,6 @@
     <w:p>
       <w:r>
         <w:t>This research did not receive any specific grant from funding agencies in the public, commercial, or not-for-profit sectors.</w:t>
-      </w:r>
-    </w:p>
-    <w:p>
-      <w:pPr>
-        <w:pStyle w:val="Heading2"/>
-      </w:pPr>
-      <w:r>
-        <w:t>Declaration of generative AI and AI-assisted technologies in the manuscript preparation process</w:t>
-      </w:r>
-    </w:p>
-    <w:p>
-      <w:r>
-        <w:t>During the preparation of this work the authors used Anthropic's Claude through the Claude Code command-line interface and OpenAI Codex to assist with drafting and editing prose; inspecting and revising LaTeX and bibliography files; reviewing and revising analysis and theory code, validation checks and tests; and developing deterministic plotting, build, packaging and reproducibility tooling. All numerical values reported in the manuscript were checked against or regenerated from deterministic, version-controlled scientific code, and all submitted figures were rendered deterministically from model outputs and data by that code. No generative image is included in the submission. The authors reviewed and edited all tool-assisted output, reran the analysis and test suites, reproduced the reported results, and take full responsibility for the content of the published article.</w:t>
       </w:r>
     </w:p>
     <w:sectPr>
